--- a/public/level4/downloads/Level4_Lesson6.docx
+++ b/public/level4/downloads/Level4_Lesson6.docx
@@ -4928,7 +4928,7 @@
                 <w:i w:val="0"/>
                 <w:sz w:val="23"/>
               </w:rPr>
-              <w:t>wanna</w:t>
+              <w:t>want to</w:t>
             </w:r>
             <w:r>
               <w:rPr>
@@ -4960,7 +4960,7 @@
                 <w:i w:val="0"/>
                 <w:sz w:val="23"/>
               </w:rPr>
-              <w:t>gonna</w:t>
+              <w:t>going to</w:t>
             </w:r>
             <w:r>
               <w:rPr>
@@ -5078,7 +5078,7 @@
                 <w:i w:val="0"/>
                 <w:sz w:val="23"/>
               </w:rPr>
-              <w:t xml:space="preserve"> read the script aloud with a volunteer (about 1:51), at a natural speed, two times. Say </w:t>
+              <w:t xml:space="preserve"> read the script aloud with a volunteer (about 1:52), at a natural speed, two times. The script says </w:t>
             </w:r>
             <w:r>
               <w:rPr>
@@ -5086,7 +5086,7 @@
                 <w:i/>
                 <w:sz w:val="23"/>
               </w:rPr>
-              <w:t>gonna</w:t>
+              <w:t>going to</w:t>
             </w:r>
             <w:r>
               <w:rPr>
@@ -5102,6 +5102,38 @@
                 <w:i/>
                 <w:sz w:val="23"/>
               </w:rPr>
+              <w:t>want to</w:t>
+            </w:r>
+            <w:r>
+              <w:rPr>
+                <w:b w:val="0"/>
+                <w:i w:val="0"/>
+                <w:sz w:val="23"/>
+              </w:rPr>
+              <w:t xml:space="preserve">. People often say </w:t>
+            </w:r>
+            <w:r>
+              <w:rPr>
+                <w:b w:val="0"/>
+                <w:i/>
+                <w:sz w:val="23"/>
+              </w:rPr>
+              <w:t>gonna</w:t>
+            </w:r>
+            <w:r>
+              <w:rPr>
+                <w:b w:val="0"/>
+                <w:i w:val="0"/>
+                <w:sz w:val="23"/>
+              </w:rPr>
+              <w:t xml:space="preserve"> and </w:t>
+            </w:r>
+            <w:r>
+              <w:rPr>
+                <w:b w:val="0"/>
+                <w:i/>
+                <w:sz w:val="23"/>
+              </w:rPr>
               <w:t>wanna</w:t>
             </w:r>
             <w:r>
@@ -5110,7 +5142,7 @@
                 <w:i w:val="0"/>
                 <w:sz w:val="23"/>
               </w:rPr>
-              <w:t xml:space="preserve"> where the script has them. When the audio is ready, it plays the conversation once; press play again for play 2. A third play is fine if the class needs it.</w:t>
+              <w:t>; learners only need to recognize those words. When the audio is ready, it plays the conversation once; press play again for play 2. A third play is fine if the class needs it.</w:t>
             </w:r>
           </w:p>
           <w:p>
@@ -6851,7 +6883,7 @@
           <w:color w:val="1B6F7A"/>
           <w:sz w:val="30"/>
         </w:rPr>
-        <w:t>Listening script (not recorded yet; about 1:51 when recorded; the conversation plays once, so press play again for the second listen)</w:t>
+        <w:t>Listening script (not recorded yet; about 1:52 when recorded; the conversation plays once, so press play again for the second listen)</w:t>
       </w:r>
     </w:p>
     <w:tbl>
@@ -6900,7 +6932,7 @@
                 <w:i w:val="0"/>
                 <w:sz w:val="22"/>
               </w:rPr>
-              <w:t xml:space="preserve"> the recording is coming soon. Until then, read the script aloud two times, with a volunteer if you can, at a natural, friendly speed. Say </w:t>
+              <w:t xml:space="preserve"> the recording is coming soon. Until then, read the script aloud two times, with a volunteer if you can, at a natural, friendly speed. The script says </w:t>
             </w:r>
             <w:r>
               <w:rPr>
@@ -6908,7 +6940,7 @@
                 <w:i/>
                 <w:sz w:val="22"/>
               </w:rPr>
-              <w:t>gonna</w:t>
+              <w:t>going to</w:t>
             </w:r>
             <w:r>
               <w:rPr>
@@ -6924,6 +6956,38 @@
                 <w:i/>
                 <w:sz w:val="22"/>
               </w:rPr>
+              <w:t>want to</w:t>
+            </w:r>
+            <w:r>
+              <w:rPr>
+                <w:b w:val="0"/>
+                <w:i w:val="0"/>
+                <w:sz w:val="22"/>
+              </w:rPr>
+              <w:t xml:space="preserve">. People often say </w:t>
+            </w:r>
+            <w:r>
+              <w:rPr>
+                <w:b w:val="0"/>
+                <w:i/>
+                <w:sz w:val="22"/>
+              </w:rPr>
+              <w:t>gonna</w:t>
+            </w:r>
+            <w:r>
+              <w:rPr>
+                <w:b w:val="0"/>
+                <w:i w:val="0"/>
+                <w:sz w:val="22"/>
+              </w:rPr>
+              <w:t xml:space="preserve"> and </w:t>
+            </w:r>
+            <w:r>
+              <w:rPr>
+                <w:b w:val="0"/>
+                <w:i/>
+                <w:sz w:val="22"/>
+              </w:rPr>
               <w:t>wanna</w:t>
             </w:r>
             <w:r>
@@ -6932,7 +6996,7 @@
                 <w:i w:val="0"/>
                 <w:sz w:val="22"/>
               </w:rPr>
-              <w:t xml:space="preserve"> where the script has them.</w:t>
+              <w:t>; learners only need to recognize those words.</w:t>
             </w:r>
           </w:p>
         </w:tc>
@@ -6994,7 +7058,7 @@
                 <w:i w:val="0"/>
                 <w:sz w:val="22"/>
               </w:rPr>
-              <w:t xml:space="preserve"> Lesson six. This is a radio show called What Would You Do? Mike is the host. Two people call the show.</w:t>
+              <w:t xml:space="preserve"> This is a radio show called What Would You Do? Mike is the host. Two people call the show.</w:t>
             </w:r>
           </w:p>
           <w:p>
@@ -7120,7 +7184,7 @@
                 <w:i w:val="0"/>
                 <w:sz w:val="22"/>
               </w:rPr>
-              <w:t xml:space="preserve"> That's very honest. Thanks, Grace. Our next caller is Teresa. Teresa, what would you do?</w:t>
+              <w:t xml:space="preserve"> That is a very honest answer. Thanks, Grace. Our next caller is Teresa. Teresa, what would you do?</w:t>
             </w:r>
           </w:p>
           <w:p>
@@ -7309,7 +7373,7 @@
                 <w:i w:val="0"/>
                 <w:sz w:val="22"/>
               </w:rPr>
-              <w:t xml:space="preserve"> Next week's question is this: what would you do if you found an envelope with money at work? I wanna hear your ideas. And if you're gonna call, call early!</w:t>
+              <w:t xml:space="preserve"> Next week's question is this: what would you do if you found an envelope with money at work? I want to hear your ideas. And if you're going to call, call early!</w:t>
             </w:r>
           </w:p>
           <w:p>
@@ -8093,7 +8157,7 @@
           <w:i w:val="0"/>
           <w:sz w:val="23"/>
         </w:rPr>
-        <w:t xml:space="preserve"> the listening has </w:t>
+        <w:t xml:space="preserve"> the listening says </w:t>
       </w:r>
       <w:r>
         <w:rPr>
@@ -8101,7 +8165,7 @@
           <w:i/>
           <w:sz w:val="23"/>
         </w:rPr>
-        <w:t>gonna</w:t>
+        <w:t>going to</w:t>
       </w:r>
       <w:r>
         <w:rPr>
@@ -8117,7 +8181,7 @@
           <w:i/>
           <w:sz w:val="23"/>
         </w:rPr>
-        <w:t>wanna</w:t>
+        <w:t>want to</w:t>
       </w:r>
       <w:r>
         <w:rPr>
@@ -8125,7 +8189,7 @@
           <w:i w:val="0"/>
           <w:sz w:val="23"/>
         </w:rPr>
-        <w:t xml:space="preserve">. Learners need to understand them; they can always say </w:t>
+        <w:t xml:space="preserve">. People often say </w:t>
       </w:r>
       <w:r>
         <w:rPr>
@@ -8133,7 +8197,7 @@
           <w:i/>
           <w:sz w:val="23"/>
         </w:rPr>
-        <w:t>going to</w:t>
+        <w:t>gonna</w:t>
       </w:r>
       <w:r>
         <w:rPr>
@@ -8149,7 +8213,7 @@
           <w:i/>
           <w:sz w:val="23"/>
         </w:rPr>
-        <w:t>want to</w:t>
+        <w:t>wanna</w:t>
       </w:r>
       <w:r>
         <w:rPr>
@@ -8157,7 +8221,7 @@
           <w:i w:val="0"/>
           <w:sz w:val="23"/>
         </w:rPr>
-        <w:t>.</w:t>
+        <w:t>. Learners only need to recognize the short forms; they can always say the full forms.</w:t>
       </w:r>
     </w:p>
     <w:p>
@@ -11358,7 +11422,7 @@
           <w:i w:val="0"/>
           <w:sz w:val="26"/>
         </w:rPr>
-        <w:t>wanna</w:t>
+        <w:t>want to</w:t>
       </w:r>
       <w:r>
         <w:rPr>
@@ -11390,7 +11454,7 @@
           <w:i w:val="0"/>
           <w:sz w:val="26"/>
         </w:rPr>
-        <w:t>gonna</w:t>
+        <w:t>going to</w:t>
       </w:r>
       <w:r>
         <w:rPr>

--- a/public/level4/downloads/Level4_Lesson6.docx
+++ b/public/level4/downloads/Level4_Lesson6.docx
@@ -5078,7 +5078,7 @@
                 <w:i w:val="0"/>
                 <w:sz w:val="23"/>
               </w:rPr>
-              <w:t xml:space="preserve"> read the script aloud with a volunteer (about 1:52), at a natural speed, two times. The script says </w:t>
+              <w:t xml:space="preserve"> read the script aloud with a volunteer (about 1:50), at a natural speed, two times. The script says </w:t>
             </w:r>
             <w:r>
               <w:rPr>
@@ -6883,7 +6883,7 @@
           <w:color w:val="1B6F7A"/>
           <w:sz w:val="30"/>
         </w:rPr>
-        <w:t>Listening script (not recorded yet; about 1:52 when recorded; the conversation plays once, so press play again for the second listen)</w:t>
+        <w:t>Listening script (not recorded yet; about 1:50 when recorded; the conversation plays once, so press play again for the second listen)</w:t>
       </w:r>
     </w:p>
     <w:tbl>
@@ -7058,7 +7058,7 @@
                 <w:i w:val="0"/>
                 <w:sz w:val="22"/>
               </w:rPr>
-              <w:t xml:space="preserve"> This is a radio show called What Would You Do? Mike is the host. Two people call the show.</w:t>
+              <w:t xml:space="preserve"> Welcome to the show. Mike is the host. Two people call the show.</w:t>
             </w:r>
           </w:p>
           <w:p>

--- a/public/level4/downloads/Level4_Lesson6.docx
+++ b/public/level4/downloads/Level4_Lesson6.docx
@@ -35,7 +35,7 @@
           <w:i w:val="0"/>
           <w:sz w:val="22"/>
         </w:rPr>
-        <w:t xml:space="preserve"> Draft for review; not published.</w:t>
+        <w:t xml:space="preserve"> Complete lesson (all 13 Level 4 lessons are published).</w:t>
       </w:r>
     </w:p>
     <w:p>
@@ -134,7 +134,25 @@
           <w:i w:val="0"/>
           <w:sz w:val="22"/>
         </w:rPr>
-        <w:t>). Listening audio: not recorded yet (coming soon); until then, read the listening script in this plan aloud.</w:t>
+        <w:t xml:space="preserve">). Audio: </w:t>
+      </w:r>
+      <w:r>
+        <w:rPr>
+          <w:rFonts w:ascii="Consolas" w:hAnsi="Consolas"/>
+          <w:b w:val="0"/>
+          <w:i w:val="0"/>
+          <w:color w:val="8B1A1A"/>
+          <w:sz w:val="22"/>
+        </w:rPr>
+        <w:t>audio/L4_L6_listening.mp3</w:t>
+      </w:r>
+      <w:r>
+        <w:rPr>
+          <w:b w:val="0"/>
+          <w:i w:val="0"/>
+          <w:sz w:val="22"/>
+        </w:rPr>
+        <w:t>.</w:t>
       </w:r>
     </w:p>
     <w:tbl>
@@ -516,7 +534,7 @@
                 <w:i w:val="0"/>
                 <w:sz w:val="19"/>
               </w:rPr>
-              <w:t>Picture and license credits</w:t>
+              <w:t>Picture, audio, and license credits</w:t>
             </w:r>
           </w:p>
         </w:tc>
@@ -2064,15 +2082,17 @@
                 <w:i w:val="0"/>
                 <w:sz w:val="23"/>
               </w:rPr>
-              <w:t xml:space="preserve">Listening: </w:t>
-            </w:r>
-            <w:r>
-              <w:rPr>
-                <w:b/>
-                <w:i w:val="0"/>
+              <w:t xml:space="preserve">Listening: phone + small speaker, </w:t>
+            </w:r>
+            <w:r>
+              <w:rPr>
+                <w:rFonts w:ascii="Consolas" w:hAnsi="Consolas"/>
+                <w:b w:val="0"/>
+                <w:i w:val="0"/>
+                <w:color w:val="8B1A1A"/>
                 <w:sz w:val="23"/>
               </w:rPr>
-              <w:t>no recording yet.</w:t>
+              <w:t>L4_L6_listening.mp3</w:t>
             </w:r>
             <w:r>
               <w:rPr>
@@ -2080,7 +2100,7 @@
                 <w:i w:val="0"/>
                 <w:sz w:val="23"/>
               </w:rPr>
-              <w:t xml:space="preserve"> Read the listening script aloud (with a volunteer if you can), at a natural speed, two times.</w:t>
+              <w:t xml:space="preserve"> (about 1:40). No speaker? Read the script aloud with a volunteer.</w:t>
             </w:r>
           </w:p>
           <w:p>
@@ -5070,7 +5090,7 @@
                 <w:i w:val="0"/>
                 <w:sz w:val="23"/>
               </w:rPr>
-              <w:t>No recording yet:</w:t>
+              <w:t>The audio plays the conversation once (about 1:40).</w:t>
             </w:r>
             <w:r>
               <w:rPr>
@@ -5078,7 +5098,7 @@
                 <w:i w:val="0"/>
                 <w:sz w:val="23"/>
               </w:rPr>
-              <w:t xml:space="preserve"> read the script aloud with a volunteer (about 1:50), at a natural speed, two times. The script says </w:t>
+              <w:t xml:space="preserve"> Press play again for play 2. A third play is fine if the class needs it. The script says </w:t>
             </w:r>
             <w:r>
               <w:rPr>
@@ -5142,7 +5162,7 @@
                 <w:i w:val="0"/>
                 <w:sz w:val="23"/>
               </w:rPr>
-              <w:t>; learners only need to recognize those words. When the audio is ready, it plays the conversation once; press play again for play 2. A third play is fine if the class needs it.</w:t>
+              <w:t>; learners only need to recognize those words.</w:t>
             </w:r>
           </w:p>
           <w:p>
@@ -6883,7 +6903,26 @@
           <w:color w:val="1B6F7A"/>
           <w:sz w:val="30"/>
         </w:rPr>
-        <w:t>Listening script (not recorded yet; about 1:50 when recorded; the conversation plays once, so press play again for the second listen)</w:t>
+        <w:t xml:space="preserve">Listening script: </w:t>
+      </w:r>
+      <w:r>
+        <w:rPr>
+          <w:rFonts w:ascii="Consolas" w:hAnsi="Consolas"/>
+          <w:b/>
+          <w:i w:val="0"/>
+          <w:color w:val="8B1A1A"/>
+          <w:sz w:val="30"/>
+        </w:rPr>
+        <w:t>L4_L6_listening.mp3</w:t>
+      </w:r>
+      <w:r>
+        <w:rPr>
+          <w:b/>
+          <w:i w:val="0"/>
+          <w:color w:val="1B6F7A"/>
+          <w:sz w:val="30"/>
+        </w:rPr>
+        <w:t xml:space="preserve"> (about 1:40; the conversation plays once, so press play again for the second listen)</w:t>
       </w:r>
     </w:p>
     <w:tbl>
@@ -6932,7 +6971,25 @@
                 <w:i w:val="0"/>
                 <w:sz w:val="22"/>
               </w:rPr>
-              <w:t xml:space="preserve"> the recording is coming soon. Until then, read the script aloud two times, with a volunteer if you can, at a natural, friendly speed. The script says </w:t>
+              <w:t xml:space="preserve"> play </w:t>
+            </w:r>
+            <w:r>
+              <w:rPr>
+                <w:rFonts w:ascii="Consolas" w:hAnsi="Consolas"/>
+                <w:b w:val="0"/>
+                <w:i w:val="0"/>
+                <w:color w:val="8B1A1A"/>
+                <w:sz w:val="22"/>
+              </w:rPr>
+              <w:t>L4_L6_listening.mp3</w:t>
+            </w:r>
+            <w:r>
+              <w:rPr>
+                <w:b w:val="0"/>
+                <w:i w:val="0"/>
+                <w:sz w:val="22"/>
+              </w:rPr>
+              <w:t xml:space="preserve"> from a phone + small speaker. No speaker? Read the script with a volunteer, at a natural, friendly speed. The script says </w:t>
             </w:r>
             <w:r>
               <w:rPr>
@@ -19361,7 +19418,7 @@
           <w:i w:val="0"/>
           <w:sz w:val="22"/>
         </w:rPr>
-        <w:t>Listening audio: not recorded yet. When it is made, it will use synthetic voices made with Chatterbox TTS (Resemble AI, MIT License), cloned from synthetic reference clips made with Kokoro-82M (Apache License 2.0), with no recordings of real people. The names and the story are invented.</w:t>
+        <w:t>Listening audio: synthetic voices made with Chatterbox TTS (Resemble AI, MIT License), cloned from synthetic reference clips made with Kokoro-82M (Apache License 2.0). No recordings of real people were used. Each file carries an inaudible Perth watermark marking it as AI-generated. The names and the story are invented.</w:t>
       </w:r>
     </w:p>
     <w:p>
@@ -19399,7 +19456,7 @@
         <w:color w:val="555555"/>
         <w:sz w:val="17"/>
       </w:rPr>
-      <w:t xml:space="preserve">Level 4 ESL · Lesson 6 · Draft for review   |   page </w:t>
+      <w:t xml:space="preserve">Level 4 ESL · Lesson 6   |   page </w:t>
     </w:r>
     <w:r>
       <w:rPr>

--- a/public/level4/downloads/Level4_Lesson6.docx
+++ b/public/level4/downloads/Level4_Lesson6.docx
@@ -8246,7 +8246,7 @@
           <w:i w:val="0"/>
           <w:sz w:val="23"/>
         </w:rPr>
-        <w:t xml:space="preserve">. People often say </w:t>
+        <w:t xml:space="preserve">. Tell learners: people often say </w:t>
       </w:r>
       <w:r>
         <w:rPr>
@@ -8278,7 +8278,7 @@
           <w:i w:val="0"/>
           <w:sz w:val="23"/>
         </w:rPr>
-        <w:t>. Learners only need to recognize the short forms; they can always say the full forms.</w:t>
+        <w:t>, and they will hear them a lot. The short forms are fine in casual talk; in writing or at a job interview, use the full forms.</w:t>
       </w:r>
     </w:p>
     <w:p>
@@ -11519,7 +11519,7 @@
           <w:i w:val="0"/>
           <w:sz w:val="26"/>
         </w:rPr>
-        <w:t xml:space="preserve"> call, call early!" You can say </w:t>
+        <w:t xml:space="preserve"> call, call early!" People often say </w:t>
       </w:r>
       <w:r>
         <w:rPr>
@@ -11527,7 +11527,7 @@
           <w:i/>
           <w:sz w:val="26"/>
         </w:rPr>
-        <w:t>want to</w:t>
+        <w:t>gonna</w:t>
       </w:r>
       <w:r>
         <w:rPr>
@@ -11535,7 +11535,7 @@
           <w:i w:val="0"/>
           <w:sz w:val="26"/>
         </w:rPr>
-        <w:t xml:space="preserve"> and </w:t>
+        <w:t xml:space="preserve"> (going to) and </w:t>
       </w:r>
       <w:r>
         <w:rPr>
@@ -11543,7 +11543,39 @@
           <w:i/>
           <w:sz w:val="26"/>
         </w:rPr>
+        <w:t>wanna</w:t>
+      </w:r>
+      <w:r>
+        <w:rPr>
+          <w:b w:val="0"/>
+          <w:i w:val="0"/>
+          <w:sz w:val="26"/>
+        </w:rPr>
+        <w:t xml:space="preserve"> (want to), and you will hear them a lot. They are fine with friends; in writing or at a job interview, use </w:t>
+      </w:r>
+      <w:r>
+        <w:rPr>
+          <w:b w:val="0"/>
+          <w:i/>
+          <w:sz w:val="26"/>
+        </w:rPr>
         <w:t>going to</w:t>
+      </w:r>
+      <w:r>
+        <w:rPr>
+          <w:b w:val="0"/>
+          <w:i w:val="0"/>
+          <w:sz w:val="26"/>
+        </w:rPr>
+        <w:t xml:space="preserve"> and </w:t>
+      </w:r>
+      <w:r>
+        <w:rPr>
+          <w:b w:val="0"/>
+          <w:i/>
+          <w:sz w:val="26"/>
+        </w:rPr>
+        <w:t>want to</w:t>
       </w:r>
       <w:r>
         <w:rPr>
